--- a/需求/POCT 智慧管理平台需求规格说明书.docx
+++ b/需求/POCT 智慧管理平台需求规格说明书.docx
@@ -1,6 +1,6 @@
 
 <file path=word/document.xml><?xml version="1.0" encoding="utf-8"?>
-<w:document xmlns:wpc="http://schemas.microsoft.com/office/word/2010/wordprocessingCanvas" xmlns:mc="http://schemas.openxmlformats.org/markup-compatibility/2006" xmlns:o="urn:schemas-microsoft-com:office:office" xmlns:r="http://schemas.openxmlformats.org/officeDocument/2006/relationships" xmlns:m="http://schemas.openxmlformats.org/officeDocument/2006/math" xmlns:v="urn:schemas-microsoft-com:vml" xmlns:wp14="http://schemas.microsoft.com/office/word/2010/wordprocessingDrawing" xmlns:wp="http://schemas.openxmlformats.org/drawingml/2006/wordprocessingDrawing" xmlns:w="http://schemas.openxmlformats.org/wordprocessingml/2006/main" xmlns:w14="http://schemas.microsoft.com/office/word/2010/wordml" xmlns:w10="urn:schemas-microsoft-com:office:word" xmlns:w15="http://schemas.microsoft.com/office/word/2012/wordml" xmlns:wpg="http://schemas.microsoft.com/office/word/2010/wordprocessingGroup" xmlns:wpi="http://schemas.microsoft.com/office/word/2010/wordprocessingInk" xmlns:wne="http://schemas.microsoft.com/office/word/2006/wordml" xmlns:wps="http://schemas.microsoft.com/office/word/2010/wordprocessingShape" xmlns:wpsCustomData="http://www.wps.cn/officeDocument/2013/wpsCustomData" mc:Ignorable="w14 w15 wp14">
+<w:document xmlns:wpc="http://schemas.microsoft.com/office/word/2010/wordprocessingCanvas" xmlns:cx="http://schemas.microsoft.com/office/drawing/2014/chartex" xmlns:cx1="http://schemas.microsoft.com/office/drawing/2015/9/8/chartex" xmlns:cx2="http://schemas.microsoft.com/office/drawing/2015/10/21/chartex" xmlns:cx3="http://schemas.microsoft.com/office/drawing/2016/5/9/chartex" xmlns:cx4="http://schemas.microsoft.com/office/drawing/2016/5/10/chartex" xmlns:cx5="http://schemas.microsoft.com/office/drawing/2016/5/11/chartex" xmlns:cx6="http://schemas.microsoft.com/office/drawing/2016/5/12/chartex" xmlns:cx7="http://schemas.microsoft.com/office/drawing/2016/5/13/chartex" xmlns:cx8="http://schemas.microsoft.com/office/drawing/2016/5/14/chartex" xmlns:mc="http://schemas.openxmlformats.org/markup-compatibility/2006" xmlns:o="urn:schemas-microsoft-com:office:office" xmlns:r="http://schemas.openxmlformats.org/officeDocument/2006/relationships" xmlns:m="http://schemas.openxmlformats.org/officeDocument/2006/math" xmlns:v="urn:schemas-microsoft-com:vml" xmlns:wp14="http://schemas.microsoft.com/office/word/2010/wordprocessingDrawing" xmlns:wp="http://schemas.openxmlformats.org/drawingml/2006/wordprocessingDrawing" xmlns:w="http://schemas.openxmlformats.org/wordprocessingml/2006/main" xmlns:w14="http://schemas.microsoft.com/office/word/2010/wordml" xmlns:w10="urn:schemas-microsoft-com:office:word" xmlns:w15="http://schemas.microsoft.com/office/word/2012/wordml" xmlns:wpg="http://schemas.microsoft.com/office/word/2010/wordprocessingGroup" xmlns:wpi="http://schemas.microsoft.com/office/word/2010/wordprocessingInk" xmlns:wne="http://schemas.microsoft.com/office/word/2006/wordml" xmlns:wps="http://schemas.microsoft.com/office/word/2010/wordprocessingShape" xmlns:wpsCustomData="http://www.wps.cn/officeDocument/2013/wpsCustomData" mc:Ignorable="w14 w15 wp14">
   <w:body>
     <w:p>
       <w:pPr>
@@ -1167,8 +1167,8 @@
       </w:tblPr>
       <w:tblGrid>
         <w:gridCol w:w="2160"/>
-        <w:gridCol w:w="2160"/>
-        <w:gridCol w:w="2160"/>
+        <w:gridCol w:w="1800"/>
+        <w:gridCol w:w="2520"/>
         <w:gridCol w:w="2160"/>
       </w:tblGrid>
       <w:tr>
@@ -1198,6 +1198,8 @@
           <w:p>
             <w:pPr>
               <w:spacing w:after="0" w:line="240" w:lineRule="auto"/>
+              <w:ind w:left="0" w:leftChars="0" w:firstLine="0" w:firstLineChars="0"/>
+              <w:jc w:val="center"/>
             </w:pPr>
             <w:r>
               <w:t>阶段</w:t>
@@ -1206,11 +1208,13 @@
         </w:tc>
         <w:tc>
           <w:tcPr>
-            <w:tcW w:w="2160" w:type="dxa"/>
+            <w:tcW w:w="1800" w:type="dxa"/>
           </w:tcPr>
           <w:p>
             <w:pPr>
               <w:spacing w:after="0" w:line="240" w:lineRule="auto"/>
+              <w:ind w:left="0" w:leftChars="0" w:firstLine="0" w:firstLineChars="0"/>
+              <w:jc w:val="center"/>
             </w:pPr>
             <w:r>
               <w:t>时间周期</w:t>
@@ -1219,11 +1223,13 @@
         </w:tc>
         <w:tc>
           <w:tcPr>
-            <w:tcW w:w="2160" w:type="dxa"/>
+            <w:tcW w:w="2520" w:type="dxa"/>
           </w:tcPr>
           <w:p>
             <w:pPr>
               <w:spacing w:after="0" w:line="240" w:lineRule="auto"/>
+              <w:ind w:left="0" w:leftChars="0" w:firstLine="0" w:firstLineChars="0"/>
+              <w:jc w:val="center"/>
             </w:pPr>
             <w:r>
               <w:t>主要工作内容</w:t>
@@ -1237,6 +1243,8 @@
           <w:p>
             <w:pPr>
               <w:spacing w:after="0" w:line="240" w:lineRule="auto"/>
+              <w:ind w:left="0" w:leftChars="0" w:firstLine="0" w:firstLineChars="0"/>
+              <w:jc w:val="center"/>
             </w:pPr>
             <w:r>
               <w:t>交付成果</w:t>
@@ -1280,7 +1288,7 @@
         </w:tc>
         <w:tc>
           <w:tcPr>
-            <w:tcW w:w="2160" w:type="dxa"/>
+            <w:tcW w:w="1800" w:type="dxa"/>
           </w:tcPr>
           <w:p>
             <w:pPr>
@@ -1294,7 +1302,7 @@
         </w:tc>
         <w:tc>
           <w:tcPr>
-            <w:tcW w:w="2160" w:type="dxa"/>
+            <w:tcW w:w="2520" w:type="dxa"/>
           </w:tcPr>
           <w:p>
             <w:pPr>
@@ -1304,6 +1312,8 @@
             <w:r>
               <w:t>现场调研、需求分析、需求确认</w:t>
             </w:r>
+            <w:bookmarkStart w:id="0" w:name="_GoBack"/>
+            <w:bookmarkEnd w:id="0"/>
           </w:p>
         </w:tc>
         <w:tc>
@@ -1357,7 +1367,7 @@
         </w:tc>
         <w:tc>
           <w:tcPr>
-            <w:tcW w:w="2160" w:type="dxa"/>
+            <w:tcW w:w="1800" w:type="dxa"/>
           </w:tcPr>
           <w:p>
             <w:pPr>
@@ -1381,7 +1391,7 @@
         </w:tc>
         <w:tc>
           <w:tcPr>
-            <w:tcW w:w="2160" w:type="dxa"/>
+            <w:tcW w:w="2520" w:type="dxa"/>
           </w:tcPr>
           <w:p>
             <w:pPr>
@@ -1444,7 +1454,7 @@
         </w:tc>
         <w:tc>
           <w:tcPr>
-            <w:tcW w:w="2160" w:type="dxa"/>
+            <w:tcW w:w="1800" w:type="dxa"/>
           </w:tcPr>
           <w:p>
             <w:pPr>
@@ -1478,7 +1488,7 @@
         </w:tc>
         <w:tc>
           <w:tcPr>
-            <w:tcW w:w="2160" w:type="dxa"/>
+            <w:tcW w:w="2520" w:type="dxa"/>
           </w:tcPr>
           <w:p>
             <w:pPr>
@@ -1515,6 +1525,12 @@
             <w:insideH w:val="single" w:color="auto" w:sz="4" w:space="0"/>
             <w:insideV w:val="single" w:color="auto" w:sz="4" w:space="0"/>
           </w:tblBorders>
+          <w:tblCellMar>
+            <w:top w:w="0" w:type="dxa"/>
+            <w:left w:w="108" w:type="dxa"/>
+            <w:bottom w:w="0" w:type="dxa"/>
+            <w:right w:w="108" w:type="dxa"/>
+          </w:tblCellMar>
         </w:tblPrEx>
         <w:trPr>
           <w:jc w:val="center"/>
@@ -1535,7 +1551,7 @@
         </w:tc>
         <w:tc>
           <w:tcPr>
-            <w:tcW w:w="2160" w:type="dxa"/>
+            <w:tcW w:w="1800" w:type="dxa"/>
           </w:tcPr>
           <w:p>
             <w:pPr>
@@ -1559,7 +1575,7 @@
         </w:tc>
         <w:tc>
           <w:tcPr>
-            <w:tcW w:w="2160" w:type="dxa"/>
+            <w:tcW w:w="2520" w:type="dxa"/>
           </w:tcPr>
           <w:p>
             <w:pPr>
@@ -1622,7 +1638,7 @@
         </w:tc>
         <w:tc>
           <w:tcPr>
-            <w:tcW w:w="2160" w:type="dxa"/>
+            <w:tcW w:w="1800" w:type="dxa"/>
           </w:tcPr>
           <w:p>
             <w:pPr>
@@ -1639,8 +1655,6 @@
               </w:rPr>
               <w:t>4</w:t>
             </w:r>
-            <w:bookmarkStart w:id="0" w:name="_GoBack"/>
-            <w:bookmarkEnd w:id="0"/>
             <w:r>
               <w:t>周</w:t>
             </w:r>
@@ -1648,7 +1662,7 @@
         </w:tc>
         <w:tc>
           <w:tcPr>
-            <w:tcW w:w="2160" w:type="dxa"/>
+            <w:tcW w:w="2520" w:type="dxa"/>
           </w:tcPr>
           <w:p>
             <w:pPr>
@@ -4517,6 +4531,7 @@
             <w:insideH w:val="none" w:color="auto" w:sz="0" w:space="0"/>
             <w:insideV w:val="none" w:color="auto" w:sz="0" w:space="0"/>
           </w:tblBorders>
+          <w:shd w:val="clear" w:color="auto" w:fill="FFFFFF"/>
           <w:tblCellMar>
             <w:top w:w="15" w:type="dxa"/>
             <w:left w:w="15" w:type="dxa"/>
@@ -4890,6 +4905,7 @@
             <w:insideH w:val="none" w:color="auto" w:sz="0" w:space="0"/>
             <w:insideV w:val="none" w:color="auto" w:sz="0" w:space="0"/>
           </w:tblBorders>
+          <w:shd w:val="clear" w:color="auto" w:fill="FFFFFF"/>
           <w:tblCellMar>
             <w:top w:w="15" w:type="dxa"/>
             <w:left w:w="15" w:type="dxa"/>
@@ -5076,6 +5092,7 @@
             <w:insideH w:val="none" w:color="auto" w:sz="0" w:space="0"/>
             <w:insideV w:val="none" w:color="auto" w:sz="0" w:space="0"/>
           </w:tblBorders>
+          <w:shd w:val="clear" w:color="auto" w:fill="FFFFFF"/>
           <w:tblCellMar>
             <w:top w:w="15" w:type="dxa"/>
             <w:left w:w="15" w:type="dxa"/>
@@ -5449,6 +5466,7 @@
             <w:insideH w:val="none" w:color="auto" w:sz="0" w:space="0"/>
             <w:insideV w:val="none" w:color="auto" w:sz="0" w:space="0"/>
           </w:tblBorders>
+          <w:shd w:val="clear" w:color="auto" w:fill="FFFFFF"/>
           <w:tblCellMar>
             <w:top w:w="15" w:type="dxa"/>
             <w:left w:w="15" w:type="dxa"/>
@@ -11023,7 +11041,6 @@
           <w:spacing w:val="0"/>
           <w:sz w:val="16"/>
           <w:szCs w:val="16"/>
-          <w:bdr w:val="none" w:color="auto" w:sz="0" w:space="0"/>
           <w:shd w:val="clear" w:fill="FFFFFF"/>
         </w:rPr>
         <w:t>标本采集</w:t>
@@ -11038,7 +11055,6 @@
           <w:spacing w:val="0"/>
           <w:sz w:val="16"/>
           <w:szCs w:val="16"/>
-          <w:bdr w:val="none" w:color="auto" w:sz="0" w:space="0"/>
           <w:shd w:val="clear" w:fill="FFFFFF"/>
         </w:rPr>
         <w:t>：</w:t>
@@ -11067,7 +11083,6 @@
           <w:spacing w:val="0"/>
           <w:sz w:val="16"/>
           <w:szCs w:val="16"/>
-          <w:bdr w:val="none" w:color="auto" w:sz="0" w:space="0"/>
           <w:shd w:val="clear" w:fill="FFFFFF"/>
         </w:rPr>
         <w:t>支持移动端（PDA/手持机）采集登记</w:t>
@@ -11096,7 +11111,6 @@
           <w:spacing w:val="0"/>
           <w:sz w:val="16"/>
           <w:szCs w:val="16"/>
-          <w:bdr w:val="none" w:color="auto" w:sz="0" w:space="0"/>
           <w:shd w:val="clear" w:fill="FFFFFF"/>
         </w:rPr>
         <w:t>记录采集人、采集时间、采集部位、标本类型</w:t>
@@ -11125,7 +11139,6 @@
           <w:spacing w:val="0"/>
           <w:sz w:val="16"/>
           <w:szCs w:val="16"/>
-          <w:bdr w:val="none" w:color="auto" w:sz="0" w:space="0"/>
           <w:shd w:val="clear" w:fill="FFFFFF"/>
         </w:rPr>
         <w:t>与医嘱/检验申请单自动关联</w:t>
@@ -11155,7 +11168,6 @@
           <w:spacing w:val="0"/>
           <w:sz w:val="16"/>
           <w:szCs w:val="16"/>
-          <w:bdr w:val="none" w:color="auto" w:sz="0" w:space="0"/>
           <w:shd w:val="clear" w:fill="FFFFFF"/>
         </w:rPr>
         <w:t>标本签收</w:t>
@@ -11170,7 +11182,6 @@
           <w:spacing w:val="0"/>
           <w:sz w:val="16"/>
           <w:szCs w:val="16"/>
-          <w:bdr w:val="none" w:color="auto" w:sz="0" w:space="0"/>
           <w:shd w:val="clear" w:fill="FFFFFF"/>
         </w:rPr>
         <w:t>：</w:t>
@@ -11202,7 +11213,6 @@
           <w:spacing w:val="0"/>
           <w:sz w:val="16"/>
           <w:szCs w:val="16"/>
-          <w:bdr w:val="none" w:color="auto" w:sz="0" w:space="0"/>
           <w:shd w:val="clear" w:fill="FFFFFF"/>
         </w:rPr>
         <w:t>标本送达检验科室后进行电子签收</w:t>
@@ -11234,7 +11244,6 @@
           <w:spacing w:val="0"/>
           <w:sz w:val="16"/>
           <w:szCs w:val="16"/>
-          <w:bdr w:val="none" w:color="auto" w:sz="0" w:space="0"/>
           <w:shd w:val="clear" w:fill="FFFFFF"/>
         </w:rPr>
         <w:t>记录签收人、签收时间</w:t>
@@ -11266,7 +11275,6 @@
           <w:spacing w:val="0"/>
           <w:sz w:val="16"/>
           <w:szCs w:val="16"/>
-          <w:bdr w:val="none" w:color="auto" w:sz="0" w:space="0"/>
           <w:shd w:val="clear" w:fill="FFFFFF"/>
         </w:rPr>
         <w:t>支持批量签收</w:t>
@@ -11296,7 +11304,6 @@
           <w:spacing w:val="0"/>
           <w:sz w:val="16"/>
           <w:szCs w:val="16"/>
-          <w:bdr w:val="none" w:color="auto" w:sz="0" w:space="0"/>
           <w:shd w:val="clear" w:fill="FFFFFF"/>
         </w:rPr>
         <w:t>标本核收</w:t>
@@ -11311,7 +11318,6 @@
           <w:spacing w:val="0"/>
           <w:sz w:val="16"/>
           <w:szCs w:val="16"/>
-          <w:bdr w:val="none" w:color="auto" w:sz="0" w:space="0"/>
           <w:shd w:val="clear" w:fill="FFFFFF"/>
         </w:rPr>
         <w:t>：</w:t>
@@ -11343,7 +11349,6 @@
           <w:spacing w:val="0"/>
           <w:sz w:val="16"/>
           <w:szCs w:val="16"/>
-          <w:bdr w:val="none" w:color="auto" w:sz="0" w:space="0"/>
           <w:shd w:val="clear" w:fill="FFFFFF"/>
         </w:rPr>
         <w:t>核对标本信息与申请单的一致性</w:t>
@@ -11375,7 +11380,6 @@
           <w:spacing w:val="0"/>
           <w:sz w:val="16"/>
           <w:szCs w:val="16"/>
-          <w:bdr w:val="none" w:color="auto" w:sz="0" w:space="0"/>
           <w:shd w:val="clear" w:fill="FFFFFF"/>
         </w:rPr>
         <w:t>核对标本质量（溶血、脂血、凝血等）</w:t>
@@ -11407,7 +11411,6 @@
           <w:spacing w:val="0"/>
           <w:sz w:val="16"/>
           <w:szCs w:val="16"/>
-          <w:bdr w:val="none" w:color="auto" w:sz="0" w:space="0"/>
           <w:shd w:val="clear" w:fill="FFFFFF"/>
         </w:rPr>
         <w:t>核收通过后进入待检队列</w:t>
@@ -11437,7 +11440,6 @@
           <w:spacing w:val="0"/>
           <w:sz w:val="16"/>
           <w:szCs w:val="16"/>
-          <w:bdr w:val="none" w:color="auto" w:sz="0" w:space="0"/>
           <w:shd w:val="clear" w:fill="FFFFFF"/>
         </w:rPr>
         <w:t>标本拒收</w:t>
@@ -11452,7 +11454,6 @@
           <w:spacing w:val="0"/>
           <w:sz w:val="16"/>
           <w:szCs w:val="16"/>
-          <w:bdr w:val="none" w:color="auto" w:sz="0" w:space="0"/>
           <w:shd w:val="clear" w:fill="FFFFFF"/>
         </w:rPr>
         <w:t>：</w:t>
@@ -11484,7 +11485,6 @@
           <w:spacing w:val="0"/>
           <w:sz w:val="16"/>
           <w:szCs w:val="16"/>
-          <w:bdr w:val="none" w:color="auto" w:sz="0" w:space="0"/>
           <w:shd w:val="clear" w:fill="FFFFFF"/>
         </w:rPr>
         <w:t>拒收原因库（标本量不足、容器错误、标识不清、超出送检时限、标本变质等）</w:t>
@@ -11516,7 +11516,6 @@
           <w:spacing w:val="0"/>
           <w:sz w:val="16"/>
           <w:szCs w:val="16"/>
-          <w:bdr w:val="none" w:color="auto" w:sz="0" w:space="0"/>
           <w:shd w:val="clear" w:fill="FFFFFF"/>
         </w:rPr>
         <w:t>拒收时自动通知申请科室/护士站</w:t>
@@ -11548,7 +11547,6 @@
           <w:spacing w:val="0"/>
           <w:sz w:val="16"/>
           <w:szCs w:val="16"/>
-          <w:bdr w:val="none" w:color="auto" w:sz="0" w:space="0"/>
           <w:shd w:val="clear" w:fill="FFFFFF"/>
         </w:rPr>
         <w:t>拒收记录闭环：原因 → 处理人 → 处理措施</w:t>
@@ -11615,7 +11613,6 @@
           <w:spacing w:val="0"/>
           <w:sz w:val="16"/>
           <w:szCs w:val="16"/>
-          <w:bdr w:val="none" w:color="auto" w:sz="0" w:space="0"/>
           <w:shd w:val="clear" w:fill="FFFFFF"/>
         </w:rPr>
         <w:t>唯一条码标识</w:t>
@@ -11630,7 +11627,6 @@
           <w:spacing w:val="0"/>
           <w:sz w:val="16"/>
           <w:szCs w:val="16"/>
-          <w:bdr w:val="none" w:color="auto" w:sz="0" w:space="0"/>
           <w:shd w:val="clear" w:fill="FFFFFF"/>
         </w:rPr>
         <w:t>：</w:t>
@@ -11662,7 +11658,6 @@
           <w:spacing w:val="0"/>
           <w:sz w:val="16"/>
           <w:szCs w:val="16"/>
-          <w:bdr w:val="none" w:color="auto" w:sz="0" w:space="0"/>
           <w:shd w:val="clear" w:fill="FFFFFF"/>
         </w:rPr>
         <w:t>每个标本生成唯一条码（一维码/二维码）</w:t>
@@ -11694,7 +11689,6 @@
           <w:spacing w:val="0"/>
           <w:sz w:val="16"/>
           <w:szCs w:val="16"/>
-          <w:bdr w:val="none" w:color="auto" w:sz="0" w:space="0"/>
           <w:shd w:val="clear" w:fill="FFFFFF"/>
         </w:rPr>
         <w:t>条码编码规则可配置（包含患者ID、申请单号、标本序号等）</w:t>
@@ -11724,7 +11718,6 @@
           <w:spacing w:val="0"/>
           <w:sz w:val="16"/>
           <w:szCs w:val="16"/>
-          <w:bdr w:val="none" w:color="auto" w:sz="0" w:space="0"/>
           <w:shd w:val="clear" w:fill="FFFFFF"/>
         </w:rPr>
         <w:t>全程追踪</w:t>
@@ -11739,7 +11732,6 @@
           <w:spacing w:val="0"/>
           <w:sz w:val="16"/>
           <w:szCs w:val="16"/>
-          <w:bdr w:val="none" w:color="auto" w:sz="0" w:space="0"/>
           <w:shd w:val="clear" w:fill="FFFFFF"/>
         </w:rPr>
         <w:t>：</w:t>
@@ -11771,7 +11763,6 @@
           <w:spacing w:val="0"/>
           <w:sz w:val="16"/>
           <w:szCs w:val="16"/>
-          <w:bdr w:val="none" w:color="auto" w:sz="0" w:space="0"/>
           <w:shd w:val="clear" w:fill="FFFFFF"/>
         </w:rPr>
         <w:t>扫描条码记录标本每个环节的时间节点</w:t>
@@ -11803,7 +11794,6 @@
           <w:spacing w:val="0"/>
           <w:sz w:val="16"/>
           <w:szCs w:val="16"/>
-          <w:bdr w:val="none" w:color="auto" w:sz="0" w:space="0"/>
           <w:shd w:val="clear" w:fill="FFFFFF"/>
         </w:rPr>
         <w:t>追踪节点：采集 → 送检 → 签收 → 核收 → 上机 → 检测 → 完成 → 存储 → 销毁</w:t>
@@ -11835,7 +11825,6 @@
           <w:spacing w:val="0"/>
           <w:sz w:val="16"/>
           <w:szCs w:val="16"/>
-          <w:bdr w:val="none" w:color="auto" w:sz="0" w:space="0"/>
           <w:shd w:val="clear" w:fill="FFFFFF"/>
         </w:rPr>
         <w:t>支持按条码查询标本完整流转轨迹</w:t>
@@ -11902,7 +11891,6 @@
           <w:spacing w:val="0"/>
           <w:sz w:val="16"/>
           <w:szCs w:val="16"/>
-          <w:bdr w:val="none" w:color="auto" w:sz="0" w:space="0"/>
           <w:shd w:val="clear" w:fill="FFFFFF"/>
         </w:rPr>
         <w:t>采集要求管理</w:t>
@@ -11917,7 +11905,6 @@
           <w:spacing w:val="0"/>
           <w:sz w:val="16"/>
           <w:szCs w:val="16"/>
-          <w:bdr w:val="none" w:color="auto" w:sz="0" w:space="0"/>
           <w:shd w:val="clear" w:fill="FFFFFF"/>
         </w:rPr>
         <w:t>：</w:t>
@@ -11949,7 +11936,6 @@
           <w:spacing w:val="0"/>
           <w:sz w:val="16"/>
           <w:szCs w:val="16"/>
-          <w:bdr w:val="none" w:color="auto" w:sz="0" w:space="0"/>
           <w:shd w:val="clear" w:fill="FFFFFF"/>
         </w:rPr>
         <w:t>按检验项目配置采集要求（空腹、用药停用、体位等）</w:t>
@@ -11981,7 +11967,6 @@
           <w:spacing w:val="0"/>
           <w:sz w:val="16"/>
           <w:szCs w:val="16"/>
-          <w:bdr w:val="none" w:color="auto" w:sz="0" w:space="0"/>
           <w:shd w:val="clear" w:fill="FFFFFF"/>
         </w:rPr>
         <w:t>采集要求可在申请单/条码上显示</w:t>
@@ -12011,7 +11996,6 @@
           <w:spacing w:val="0"/>
           <w:sz w:val="16"/>
           <w:szCs w:val="16"/>
-          <w:bdr w:val="none" w:color="auto" w:sz="0" w:space="0"/>
           <w:shd w:val="clear" w:fill="FFFFFF"/>
         </w:rPr>
         <w:t>容器要求管理</w:t>
@@ -12026,7 +12010,6 @@
           <w:spacing w:val="0"/>
           <w:sz w:val="16"/>
           <w:szCs w:val="16"/>
-          <w:bdr w:val="none" w:color="auto" w:sz="0" w:space="0"/>
           <w:shd w:val="clear" w:fill="FFFFFF"/>
         </w:rPr>
         <w:t>：</w:t>
@@ -12058,7 +12041,6 @@
           <w:spacing w:val="0"/>
           <w:sz w:val="16"/>
           <w:szCs w:val="16"/>
-          <w:bdr w:val="none" w:color="auto" w:sz="0" w:space="0"/>
           <w:shd w:val="clear" w:fill="FFFFFF"/>
         </w:rPr>
         <w:t>按项目配置容器类型（紫管、蓝管、绿管、红管等）</w:t>
@@ -12090,7 +12072,6 @@
           <w:spacing w:val="0"/>
           <w:sz w:val="16"/>
           <w:szCs w:val="16"/>
-          <w:bdr w:val="none" w:color="auto" w:sz="0" w:space="0"/>
           <w:shd w:val="clear" w:fill="FFFFFF"/>
         </w:rPr>
         <w:t>采集时自动核对容器类型</w:t>
@@ -12120,7 +12101,6 @@
           <w:spacing w:val="0"/>
           <w:sz w:val="16"/>
           <w:szCs w:val="16"/>
-          <w:bdr w:val="none" w:color="auto" w:sz="0" w:space="0"/>
           <w:shd w:val="clear" w:fill="FFFFFF"/>
         </w:rPr>
         <w:t>送检时限管理</w:t>
@@ -12135,7 +12115,6 @@
           <w:spacing w:val="0"/>
           <w:sz w:val="16"/>
           <w:szCs w:val="16"/>
-          <w:bdr w:val="none" w:color="auto" w:sz="0" w:space="0"/>
           <w:shd w:val="clear" w:fill="FFFFFF"/>
         </w:rPr>
         <w:t>：</w:t>
@@ -12167,7 +12146,6 @@
           <w:spacing w:val="0"/>
           <w:sz w:val="16"/>
           <w:szCs w:val="16"/>
-          <w:bdr w:val="none" w:color="auto" w:sz="0" w:space="0"/>
           <w:shd w:val="clear" w:fill="FFFFFF"/>
         </w:rPr>
         <w:t>按项目配置送检时限（如采血后2小时内送达）</w:t>
@@ -12199,7 +12177,6 @@
           <w:spacing w:val="0"/>
           <w:sz w:val="16"/>
           <w:szCs w:val="16"/>
-          <w:bdr w:val="none" w:color="auto" w:sz="0" w:space="0"/>
           <w:shd w:val="clear" w:fill="FFFFFF"/>
         </w:rPr>
         <w:t>超时送检自动标记并告警</w:t>
@@ -12266,7 +12243,6 @@
           <w:spacing w:val="0"/>
           <w:sz w:val="16"/>
           <w:szCs w:val="16"/>
-          <w:bdr w:val="none" w:color="auto" w:sz="0" w:space="0"/>
           <w:shd w:val="clear" w:fill="FFFFFF"/>
         </w:rPr>
         <w:t>标本状态实时监控</w:t>
@@ -12281,7 +12257,6 @@
           <w:spacing w:val="0"/>
           <w:sz w:val="16"/>
           <w:szCs w:val="16"/>
-          <w:bdr w:val="none" w:color="auto" w:sz="0" w:space="0"/>
           <w:shd w:val="clear" w:fill="FFFFFF"/>
         </w:rPr>
         <w:t>：</w:t>
@@ -12313,7 +12288,6 @@
           <w:spacing w:val="0"/>
           <w:sz w:val="16"/>
           <w:szCs w:val="16"/>
-          <w:bdr w:val="none" w:color="auto" w:sz="0" w:space="0"/>
           <w:shd w:val="clear" w:fill="FFFFFF"/>
         </w:rPr>
         <w:t>可视化展示每个标本的当前状态（已采集/送检中/已签收/待检/检测中/已完成）</w:t>
@@ -12345,7 +12319,6 @@
           <w:spacing w:val="0"/>
           <w:sz w:val="16"/>
           <w:szCs w:val="16"/>
-          <w:bdr w:val="none" w:color="auto" w:sz="0" w:space="0"/>
           <w:shd w:val="clear" w:fill="FFFFFF"/>
         </w:rPr>
         <w:t>支持按科室、时间、状态筛选</w:t>
@@ -12375,7 +12348,6 @@
           <w:spacing w:val="0"/>
           <w:sz w:val="16"/>
           <w:szCs w:val="16"/>
-          <w:bdr w:val="none" w:color="auto" w:sz="0" w:space="0"/>
           <w:shd w:val="clear" w:fill="FFFFFF"/>
         </w:rPr>
         <w:t>超时预警</w:t>
@@ -12390,7 +12362,6 @@
           <w:spacing w:val="0"/>
           <w:sz w:val="16"/>
           <w:szCs w:val="16"/>
-          <w:bdr w:val="none" w:color="auto" w:sz="0" w:space="0"/>
           <w:shd w:val="clear" w:fill="FFFFFF"/>
         </w:rPr>
         <w:t>：</w:t>
@@ -12422,7 +12393,6 @@
           <w:spacing w:val="0"/>
           <w:sz w:val="16"/>
           <w:szCs w:val="16"/>
-          <w:bdr w:val="none" w:color="auto" w:sz="0" w:space="0"/>
           <w:shd w:val="clear" w:fill="FFFFFF"/>
         </w:rPr>
         <w:t>采集后超时未送检 → 提醒送检人员</w:t>
@@ -12454,7 +12424,6 @@
           <w:spacing w:val="0"/>
           <w:sz w:val="16"/>
           <w:szCs w:val="16"/>
-          <w:bdr w:val="none" w:color="auto" w:sz="0" w:space="0"/>
           <w:shd w:val="clear" w:fill="FFFFFF"/>
         </w:rPr>
         <w:t>签收后超时未检测 → 提醒检测人员</w:t>
@@ -12486,7 +12455,6 @@
           <w:spacing w:val="0"/>
           <w:sz w:val="16"/>
           <w:szCs w:val="16"/>
-          <w:bdr w:val="none" w:color="auto" w:sz="0" w:space="0"/>
           <w:shd w:val="clear" w:fill="FFFFFF"/>
         </w:rPr>
         <w:t>预警阈值可配置（按项目、科室）</w:t>
@@ -12496,6 +12464,7 @@
       <w:pPr>
         <w:pStyle w:val="170"/>
         <w:numPr>
+          <w:ilvl w:val="0"/>
           <w:numId w:val="0"/>
         </w:numPr>
       </w:pPr>
@@ -12588,7 +12557,6 @@
           <w:spacing w:val="0"/>
           <w:sz w:val="16"/>
           <w:szCs w:val="16"/>
-          <w:bdr w:val="none" w:color="auto" w:sz="0" w:space="0"/>
           <w:shd w:val="clear" w:fill="FFFFFF"/>
         </w:rPr>
         <w:t>自动分配</w:t>
@@ -12603,7 +12571,6 @@
           <w:spacing w:val="0"/>
           <w:sz w:val="16"/>
           <w:szCs w:val="16"/>
-          <w:bdr w:val="none" w:color="auto" w:sz="0" w:space="0"/>
           <w:shd w:val="clear" w:fill="FFFFFF"/>
         </w:rPr>
         <w:t>：</w:t>
@@ -12632,7 +12599,6 @@
           <w:spacing w:val="0"/>
           <w:sz w:val="16"/>
           <w:szCs w:val="16"/>
-          <w:bdr w:val="none" w:color="auto" w:sz="0" w:space="0"/>
           <w:shd w:val="clear" w:fill="FFFFFF"/>
         </w:rPr>
         <w:t>根据检验项目自动匹配具备资质的设备</w:t>
@@ -12661,7 +12627,6 @@
           <w:spacing w:val="0"/>
           <w:sz w:val="16"/>
           <w:szCs w:val="16"/>
-          <w:bdr w:val="none" w:color="auto" w:sz="0" w:space="0"/>
           <w:shd w:val="clear" w:fill="FFFFFF"/>
         </w:rPr>
         <w:t>根据设备当前负载智能分配任务</w:t>
@@ -12690,7 +12655,6 @@
           <w:spacing w:val="0"/>
           <w:sz w:val="16"/>
           <w:szCs w:val="16"/>
-          <w:bdr w:val="none" w:color="auto" w:sz="0" w:space="0"/>
           <w:shd w:val="clear" w:fill="FFFFFF"/>
         </w:rPr>
         <w:t>急诊标本优先分配</w:t>
@@ -12720,7 +12684,6 @@
           <w:spacing w:val="0"/>
           <w:sz w:val="16"/>
           <w:szCs w:val="16"/>
-          <w:bdr w:val="none" w:color="auto" w:sz="0" w:space="0"/>
           <w:shd w:val="clear" w:fill="FFFFFF"/>
         </w:rPr>
         <w:t>智能调度</w:t>
@@ -12735,7 +12698,6 @@
           <w:spacing w:val="0"/>
           <w:sz w:val="16"/>
           <w:szCs w:val="16"/>
-          <w:bdr w:val="none" w:color="auto" w:sz="0" w:space="0"/>
           <w:shd w:val="clear" w:fill="FFFFFF"/>
         </w:rPr>
         <w:t>：</w:t>
@@ -12767,7 +12729,6 @@
           <w:spacing w:val="0"/>
           <w:sz w:val="16"/>
           <w:szCs w:val="16"/>
-          <w:bdr w:val="none" w:color="auto" w:sz="0" w:space="0"/>
           <w:shd w:val="clear" w:fill="FFFFFF"/>
         </w:rPr>
         <w:t>设备故障时自动切换至备用设备</w:t>
@@ -12799,7 +12760,6 @@
           <w:spacing w:val="0"/>
           <w:sz w:val="16"/>
           <w:szCs w:val="16"/>
-          <w:bdr w:val="none" w:color="auto" w:sz="0" w:space="0"/>
           <w:shd w:val="clear" w:fill="FFFFFF"/>
         </w:rPr>
         <w:t>支持人工干预任务分配</w:t>
@@ -12866,7 +12826,6 @@
           <w:spacing w:val="0"/>
           <w:sz w:val="16"/>
           <w:szCs w:val="16"/>
-          <w:bdr w:val="none" w:color="auto" w:sz="0" w:space="0"/>
           <w:shd w:val="clear" w:fill="FFFFFF"/>
         </w:rPr>
         <w:t>检验步骤标准化</w:t>
@@ -12881,7 +12840,6 @@
           <w:spacing w:val="0"/>
           <w:sz w:val="16"/>
           <w:szCs w:val="16"/>
-          <w:bdr w:val="none" w:color="auto" w:sz="0" w:space="0"/>
           <w:shd w:val="clear" w:fill="FFFFFF"/>
         </w:rPr>
         <w:t>：</w:t>
@@ -12913,7 +12871,6 @@
           <w:spacing w:val="0"/>
           <w:sz w:val="16"/>
           <w:szCs w:val="16"/>
-          <w:bdr w:val="none" w:color="auto" w:sz="0" w:space="0"/>
           <w:shd w:val="clear" w:fill="FFFFFF"/>
         </w:rPr>
         <w:t>按设备和项目配置标准操作流程</w:t>
@@ -12945,7 +12902,6 @@
           <w:spacing w:val="0"/>
           <w:sz w:val="16"/>
           <w:szCs w:val="16"/>
-          <w:bdr w:val="none" w:color="auto" w:sz="0" w:space="0"/>
           <w:shd w:val="clear" w:fill="FFFFFF"/>
         </w:rPr>
         <w:t>每一步骤完成后自动进入下一步</w:t>
@@ -12977,7 +12933,6 @@
           <w:spacing w:val="0"/>
           <w:sz w:val="16"/>
           <w:szCs w:val="16"/>
-          <w:bdr w:val="none" w:color="auto" w:sz="0" w:space="0"/>
           <w:shd w:val="clear" w:fill="FFFFFF"/>
         </w:rPr>
         <w:t>步骤缺失或跳步自动拦截</w:t>
@@ -13007,7 +12962,6 @@
           <w:spacing w:val="0"/>
           <w:sz w:val="16"/>
           <w:szCs w:val="16"/>
-          <w:bdr w:val="none" w:color="auto" w:sz="0" w:space="0"/>
           <w:shd w:val="clear" w:fill="FFFFFF"/>
         </w:rPr>
         <w:t>质量节点控制</w:t>
@@ -13022,7 +12976,6 @@
           <w:spacing w:val="0"/>
           <w:sz w:val="16"/>
           <w:szCs w:val="16"/>
-          <w:bdr w:val="none" w:color="auto" w:sz="0" w:space="0"/>
           <w:shd w:val="clear" w:fill="FFFFFF"/>
         </w:rPr>
         <w:t>：</w:t>
@@ -13054,7 +13007,6 @@
           <w:spacing w:val="0"/>
           <w:sz w:val="16"/>
           <w:szCs w:val="16"/>
-          <w:bdr w:val="none" w:color="auto" w:sz="0" w:space="0"/>
           <w:shd w:val="clear" w:fill="FFFFFF"/>
         </w:rPr>
         <w:t>质控节点强制控制（未通过质控不能检测患者标本）</w:t>
@@ -13086,7 +13038,6 @@
           <w:spacing w:val="0"/>
           <w:sz w:val="16"/>
           <w:szCs w:val="16"/>
-          <w:bdr w:val="none" w:color="auto" w:sz="0" w:space="0"/>
           <w:shd w:val="clear" w:fill="FFFFFF"/>
         </w:rPr>
         <w:t>校准节点强制控制（校准过期或超差自动锁定）</w:t>
@@ -13153,7 +13104,6 @@
           <w:spacing w:val="0"/>
           <w:sz w:val="16"/>
           <w:szCs w:val="16"/>
-          <w:bdr w:val="none" w:color="auto" w:sz="0" w:space="0"/>
           <w:shd w:val="clear" w:fill="FFFFFF"/>
         </w:rPr>
         <w:t>仪器状态监控</w:t>
@@ -13168,7 +13118,6 @@
           <w:spacing w:val="0"/>
           <w:sz w:val="16"/>
           <w:szCs w:val="16"/>
-          <w:bdr w:val="none" w:color="auto" w:sz="0" w:space="0"/>
           <w:shd w:val="clear" w:fill="FFFFFF"/>
         </w:rPr>
         <w:t>：</w:t>
@@ -13200,7 +13149,6 @@
           <w:spacing w:val="0"/>
           <w:sz w:val="16"/>
           <w:szCs w:val="16"/>
-          <w:bdr w:val="none" w:color="auto" w:sz="0" w:space="0"/>
           <w:shd w:val="clear" w:fill="FFFFFF"/>
         </w:rPr>
         <w:t>实时监控设备在线/离线状态</w:t>
@@ -13232,7 +13180,6 @@
           <w:spacing w:val="0"/>
           <w:sz w:val="16"/>
           <w:szCs w:val="16"/>
-          <w:bdr w:val="none" w:color="auto" w:sz="0" w:space="0"/>
           <w:shd w:val="clear" w:fill="FFFFFF"/>
         </w:rPr>
         <w:t>监控设备运行参数（温度、压力、试剂余量等）</w:t>
@@ -13264,7 +13211,6 @@
           <w:spacing w:val="0"/>
           <w:sz w:val="16"/>
           <w:szCs w:val="16"/>
-          <w:bdr w:val="none" w:color="auto" w:sz="0" w:space="0"/>
           <w:shd w:val="clear" w:fill="FFFFFF"/>
         </w:rPr>
         <w:t>可视化仪表盘展示设备状态</w:t>
@@ -13294,7 +13240,6 @@
           <w:spacing w:val="0"/>
           <w:sz w:val="16"/>
           <w:szCs w:val="16"/>
-          <w:bdr w:val="none" w:color="auto" w:sz="0" w:space="0"/>
           <w:shd w:val="clear" w:fill="FFFFFF"/>
         </w:rPr>
         <w:t>故障自动预警</w:t>
@@ -13309,7 +13254,6 @@
           <w:spacing w:val="0"/>
           <w:sz w:val="16"/>
           <w:szCs w:val="16"/>
-          <w:bdr w:val="none" w:color="auto" w:sz="0" w:space="0"/>
           <w:shd w:val="clear" w:fill="FFFFFF"/>
         </w:rPr>
         <w:t>：</w:t>
@@ -13341,7 +13285,6 @@
           <w:spacing w:val="0"/>
           <w:sz w:val="16"/>
           <w:szCs w:val="16"/>
-          <w:bdr w:val="none" w:color="auto" w:sz="0" w:space="0"/>
           <w:shd w:val="clear" w:fill="FFFFFF"/>
         </w:rPr>
         <w:t>设备故障自动检测并告警</w:t>
@@ -13373,7 +13316,6 @@
           <w:spacing w:val="0"/>
           <w:sz w:val="16"/>
           <w:szCs w:val="16"/>
-          <w:bdr w:val="none" w:color="auto" w:sz="0" w:space="0"/>
           <w:shd w:val="clear" w:fill="FFFFFF"/>
         </w:rPr>
         <w:t>告警推送至设备管理员</w:t>
@@ -13405,7 +13347,6 @@
           <w:spacing w:val="0"/>
           <w:sz w:val="16"/>
           <w:szCs w:val="16"/>
-          <w:bdr w:val="none" w:color="auto" w:sz="0" w:space="0"/>
           <w:shd w:val="clear" w:fill="FFFFFF"/>
         </w:rPr>
         <w:t>记录故障时间、类型、维修状态</w:t>
@@ -13471,7 +13412,6 @@
           <w:spacing w:val="0"/>
           <w:sz w:val="16"/>
           <w:szCs w:val="16"/>
-          <w:bdr w:val="none" w:color="auto" w:sz="0" w:space="0"/>
           <w:shd w:val="clear" w:fill="FFFFFF"/>
         </w:rPr>
         <w:t>质控状态与检验流程强制联动：</w:t>
@@ -13503,7 +13443,6 @@
           <w:spacing w:val="0"/>
           <w:sz w:val="16"/>
           <w:szCs w:val="16"/>
-          <w:bdr w:val="none" w:color="auto" w:sz="0" w:space="0"/>
           <w:shd w:val="clear" w:fill="FFFFFF"/>
         </w:rPr>
         <w:t>质控未通过 → 设备锁定 → 无法检测患者标本</w:t>
@@ -13535,7 +13474,6 @@
           <w:spacing w:val="0"/>
           <w:sz w:val="16"/>
           <w:szCs w:val="16"/>
-          <w:bdr w:val="none" w:color="auto" w:sz="0" w:space="0"/>
           <w:shd w:val="clear" w:fill="FFFFFF"/>
         </w:rPr>
         <w:t>质控通过后自动解锁</w:t>
@@ -13564,7 +13502,6 @@
           <w:spacing w:val="0"/>
           <w:sz w:val="16"/>
           <w:szCs w:val="16"/>
-          <w:bdr w:val="none" w:color="auto" w:sz="0" w:space="0"/>
           <w:shd w:val="clear" w:fill="FFFFFF"/>
         </w:rPr>
         <w:t>质控记录自动关联至当批次检验结果</w:t>
@@ -13574,6 +13511,7 @@
       <w:pPr>
         <w:pStyle w:val="170"/>
         <w:numPr>
+          <w:ilvl w:val="0"/>
           <w:numId w:val="0"/>
         </w:numPr>
       </w:pPr>
@@ -13666,7 +13604,6 @@
           <w:spacing w:val="0"/>
           <w:sz w:val="16"/>
           <w:szCs w:val="16"/>
-          <w:bdr w:val="none" w:color="auto" w:sz="0" w:space="0"/>
           <w:shd w:val="clear" w:fill="FFFFFF"/>
         </w:rPr>
         <w:t>多级审核</w:t>
@@ -13681,7 +13618,6 @@
           <w:spacing w:val="0"/>
           <w:sz w:val="16"/>
           <w:szCs w:val="16"/>
-          <w:bdr w:val="none" w:color="auto" w:sz="0" w:space="0"/>
           <w:shd w:val="clear" w:fill="FFFFFF"/>
         </w:rPr>
         <w:t>：</w:t>
@@ -13710,7 +13646,6 @@
           <w:spacing w:val="0"/>
           <w:sz w:val="16"/>
           <w:szCs w:val="16"/>
-          <w:bdr w:val="none" w:color="auto" w:sz="0" w:space="0"/>
           <w:shd w:val="clear" w:fill="FFFFFF"/>
         </w:rPr>
         <w:t>支持一级审核、二级审核（可配置）</w:t>
@@ -13739,7 +13674,6 @@
           <w:spacing w:val="0"/>
           <w:sz w:val="16"/>
           <w:szCs w:val="16"/>
-          <w:bdr w:val="none" w:color="auto" w:sz="0" w:space="0"/>
           <w:shd w:val="clear" w:fill="FFFFFF"/>
         </w:rPr>
         <w:t>危急值等高风险报告强制二级审核</w:t>
@@ -13769,7 +13703,6 @@
           <w:spacing w:val="0"/>
           <w:sz w:val="16"/>
           <w:szCs w:val="16"/>
-          <w:bdr w:val="none" w:color="auto" w:sz="0" w:space="0"/>
           <w:shd w:val="clear" w:fill="FFFFFF"/>
         </w:rPr>
         <w:t>发布权限控制</w:t>
@@ -13784,7 +13717,6 @@
           <w:spacing w:val="0"/>
           <w:sz w:val="16"/>
           <w:szCs w:val="16"/>
-          <w:bdr w:val="none" w:color="auto" w:sz="0" w:space="0"/>
           <w:shd w:val="clear" w:fill="FFFFFF"/>
         </w:rPr>
         <w:t>：</w:t>
@@ -13816,7 +13748,6 @@
           <w:spacing w:val="0"/>
           <w:sz w:val="16"/>
           <w:szCs w:val="16"/>
-          <w:bdr w:val="none" w:color="auto" w:sz="0" w:space="0"/>
           <w:shd w:val="clear" w:fill="FFFFFF"/>
         </w:rPr>
         <w:t>仅审核人员有发布权限</w:t>
@@ -13848,7 +13779,6 @@
           <w:spacing w:val="0"/>
           <w:sz w:val="16"/>
           <w:szCs w:val="16"/>
-          <w:bdr w:val="none" w:color="auto" w:sz="0" w:space="0"/>
           <w:shd w:val="clear" w:fill="FFFFFF"/>
         </w:rPr>
         <w:t>发布后自动推送至HIS/临床</w:t>
@@ -13878,7 +13808,6 @@
           <w:spacing w:val="0"/>
           <w:sz w:val="16"/>
           <w:szCs w:val="16"/>
-          <w:bdr w:val="none" w:color="auto" w:sz="0" w:space="0"/>
           <w:shd w:val="clear" w:fill="FFFFFF"/>
         </w:rPr>
         <w:t>版本管理</w:t>
@@ -13893,7 +13822,6 @@
           <w:spacing w:val="0"/>
           <w:sz w:val="16"/>
           <w:szCs w:val="16"/>
-          <w:bdr w:val="none" w:color="auto" w:sz="0" w:space="0"/>
           <w:shd w:val="clear" w:fill="FFFFFF"/>
         </w:rPr>
         <w:t>：</w:t>
@@ -13925,7 +13853,6 @@
           <w:spacing w:val="0"/>
           <w:sz w:val="16"/>
           <w:szCs w:val="16"/>
-          <w:bdr w:val="none" w:color="auto" w:sz="0" w:space="0"/>
           <w:shd w:val="clear" w:fill="FFFFFF"/>
         </w:rPr>
         <w:t>报告修改后自动生成新版本</w:t>
@@ -13957,7 +13884,6 @@
           <w:spacing w:val="0"/>
           <w:sz w:val="16"/>
           <w:szCs w:val="16"/>
-          <w:bdr w:val="none" w:color="auto" w:sz="0" w:space="0"/>
           <w:shd w:val="clear" w:fill="FFFFFF"/>
         </w:rPr>
         <w:t>保留历史版本，支持版本对比</w:t>
@@ -13989,7 +13915,6 @@
           <w:spacing w:val="0"/>
           <w:sz w:val="16"/>
           <w:szCs w:val="16"/>
-          <w:bdr w:val="none" w:color="auto" w:sz="0" w:space="0"/>
           <w:shd w:val="clear" w:fill="FFFFFF"/>
         </w:rPr>
         <w:t>修改记录完整留痕</w:t>
@@ -14056,7 +13981,6 @@
           <w:spacing w:val="0"/>
           <w:sz w:val="16"/>
           <w:szCs w:val="16"/>
-          <w:bdr w:val="none" w:color="auto" w:sz="0" w:space="0"/>
           <w:shd w:val="clear" w:fill="FFFFFF"/>
         </w:rPr>
         <w:t>区域检验结果互认</w:t>
@@ -14071,7 +13995,6 @@
           <w:spacing w:val="0"/>
           <w:sz w:val="16"/>
           <w:szCs w:val="16"/>
-          <w:bdr w:val="none" w:color="auto" w:sz="0" w:space="0"/>
           <w:shd w:val="clear" w:fill="FFFFFF"/>
         </w:rPr>
         <w:t>：</w:t>
@@ -14103,7 +14026,6 @@
           <w:spacing w:val="0"/>
           <w:sz w:val="16"/>
           <w:szCs w:val="16"/>
-          <w:bdr w:val="none" w:color="auto" w:sz="0" w:space="0"/>
           <w:shd w:val="clear" w:fill="FFFFFF"/>
         </w:rPr>
         <w:t>支持与区域检验平台对接</w:t>
@@ -14135,7 +14057,6 @@
           <w:spacing w:val="0"/>
           <w:sz w:val="16"/>
           <w:szCs w:val="16"/>
-          <w:bdr w:val="none" w:color="auto" w:sz="0" w:space="0"/>
           <w:shd w:val="clear" w:fill="FFFFFF"/>
         </w:rPr>
         <w:t>互认标识自动标注</w:t>
@@ -14165,7 +14086,6 @@
           <w:spacing w:val="0"/>
           <w:sz w:val="16"/>
           <w:szCs w:val="16"/>
-          <w:bdr w:val="none" w:color="auto" w:sz="0" w:space="0"/>
           <w:shd w:val="clear" w:fill="FFFFFF"/>
         </w:rPr>
         <w:t>数据共享</w:t>
@@ -14180,7 +14100,6 @@
           <w:spacing w:val="0"/>
           <w:sz w:val="16"/>
           <w:szCs w:val="16"/>
-          <w:bdr w:val="none" w:color="auto" w:sz="0" w:space="0"/>
           <w:shd w:val="clear" w:fill="FFFFFF"/>
         </w:rPr>
         <w:t>：</w:t>
@@ -14212,7 +14131,6 @@
           <w:spacing w:val="0"/>
           <w:sz w:val="16"/>
           <w:szCs w:val="16"/>
-          <w:bdr w:val="none" w:color="auto" w:sz="0" w:space="0"/>
           <w:shd w:val="clear" w:fill="FFFFFF"/>
         </w:rPr>
         <w:t>支持同一患者跨科室/跨院区检验结果共享</w:t>
@@ -14244,7 +14162,6 @@
           <w:spacing w:val="0"/>
           <w:sz w:val="16"/>
           <w:szCs w:val="16"/>
-          <w:bdr w:val="none" w:color="auto" w:sz="0" w:space="0"/>
           <w:shd w:val="clear" w:fill="FFFFFF"/>
         </w:rPr>
         <w:t>减少重复检验</w:t>
@@ -14276,7 +14193,6 @@
           <w:spacing w:val="0"/>
           <w:sz w:val="16"/>
           <w:szCs w:val="16"/>
-          <w:bdr w:val="none" w:color="auto" w:sz="0" w:space="0"/>
           <w:shd w:val="clear" w:fill="FFFFFF"/>
         </w:rPr>
         <w:t>权限控制：仅授权人员可查看</w:t>
@@ -14343,7 +14259,6 @@
           <w:spacing w:val="0"/>
           <w:sz w:val="16"/>
           <w:szCs w:val="16"/>
-          <w:bdr w:val="none" w:color="auto" w:sz="0" w:space="0"/>
           <w:shd w:val="clear" w:fill="FFFFFF"/>
         </w:rPr>
         <w:t>标本保存</w:t>
@@ -14358,7 +14273,6 @@
           <w:spacing w:val="0"/>
           <w:sz w:val="16"/>
           <w:szCs w:val="16"/>
-          <w:bdr w:val="none" w:color="auto" w:sz="0" w:space="0"/>
           <w:shd w:val="clear" w:fill="FFFFFF"/>
         </w:rPr>
         <w:t>：</w:t>
@@ -14390,7 +14304,6 @@
           <w:spacing w:val="0"/>
           <w:sz w:val="16"/>
           <w:szCs w:val="16"/>
-          <w:bdr w:val="none" w:color="auto" w:sz="0" w:space="0"/>
           <w:shd w:val="clear" w:fill="FFFFFF"/>
         </w:rPr>
         <w:t>记录保存位置（冰箱/冷库/架位）</w:t>
@@ -14422,7 +14335,6 @@
           <w:spacing w:val="0"/>
           <w:sz w:val="16"/>
           <w:szCs w:val="16"/>
-          <w:bdr w:val="none" w:color="auto" w:sz="0" w:space="0"/>
           <w:shd w:val="clear" w:fill="FFFFFF"/>
         </w:rPr>
         <w:t>保存条件监控（温度、湿度）</w:t>
@@ -14454,7 +14366,6 @@
           <w:spacing w:val="0"/>
           <w:sz w:val="16"/>
           <w:szCs w:val="16"/>
-          <w:bdr w:val="none" w:color="auto" w:sz="0" w:space="0"/>
           <w:shd w:val="clear" w:fill="FFFFFF"/>
         </w:rPr>
         <w:t>保存期限管理（按项目配置）</w:t>
@@ -14484,7 +14395,6 @@
           <w:spacing w:val="0"/>
           <w:sz w:val="16"/>
           <w:szCs w:val="16"/>
-          <w:bdr w:val="none" w:color="auto" w:sz="0" w:space="0"/>
           <w:shd w:val="clear" w:fill="FFFFFF"/>
         </w:rPr>
         <w:t>标本销毁</w:t>
@@ -14499,7 +14409,6 @@
           <w:spacing w:val="0"/>
           <w:sz w:val="16"/>
           <w:szCs w:val="16"/>
-          <w:bdr w:val="none" w:color="auto" w:sz="0" w:space="0"/>
           <w:shd w:val="clear" w:fill="FFFFFF"/>
         </w:rPr>
         <w:t>：</w:t>
@@ -14531,7 +14440,6 @@
           <w:spacing w:val="0"/>
           <w:sz w:val="16"/>
           <w:szCs w:val="16"/>
-          <w:bdr w:val="none" w:color="auto" w:sz="0" w:space="0"/>
           <w:shd w:val="clear" w:fill="FFFFFF"/>
         </w:rPr>
         <w:t>到期自动提醒销毁</w:t>
@@ -14563,7 +14471,6 @@
           <w:spacing w:val="0"/>
           <w:sz w:val="16"/>
           <w:szCs w:val="16"/>
-          <w:bdr w:val="none" w:color="auto" w:sz="0" w:space="0"/>
           <w:shd w:val="clear" w:fill="FFFFFF"/>
         </w:rPr>
         <w:t>销毁记录：销毁人、销毁时间、销毁方式</w:t>
@@ -14593,7 +14500,6 @@
           <w:spacing w:val="0"/>
           <w:sz w:val="16"/>
           <w:szCs w:val="16"/>
-          <w:bdr w:val="none" w:color="auto" w:sz="0" w:space="0"/>
           <w:shd w:val="clear" w:fill="FFFFFF"/>
         </w:rPr>
         <w:t>追溯管理</w:t>
@@ -14608,7 +14514,6 @@
           <w:spacing w:val="0"/>
           <w:sz w:val="16"/>
           <w:szCs w:val="16"/>
-          <w:bdr w:val="none" w:color="auto" w:sz="0" w:space="0"/>
           <w:shd w:val="clear" w:fill="FFFFFF"/>
         </w:rPr>
         <w:t>：</w:t>
@@ -14640,7 +14545,6 @@
           <w:spacing w:val="0"/>
           <w:sz w:val="16"/>
           <w:szCs w:val="16"/>
-          <w:bdr w:val="none" w:color="auto" w:sz="0" w:space="0"/>
           <w:shd w:val="clear" w:fill="FFFFFF"/>
         </w:rPr>
         <w:t>支持从报告反查原始标本信息</w:t>
@@ -14672,7 +14576,6 @@
           <w:spacing w:val="0"/>
           <w:sz w:val="16"/>
           <w:szCs w:val="16"/>
-          <w:bdr w:val="none" w:color="auto" w:sz="0" w:space="0"/>
           <w:shd w:val="clear" w:fill="FFFFFF"/>
         </w:rPr>
         <w:t>支持按标本条码查询完整存储记录</w:t>
@@ -14739,7 +14642,6 @@
           <w:spacing w:val="0"/>
           <w:sz w:val="16"/>
           <w:szCs w:val="16"/>
-          <w:bdr w:val="none" w:color="auto" w:sz="0" w:space="0"/>
           <w:shd w:val="clear" w:fill="FFFFFF"/>
         </w:rPr>
         <w:t>临床满意度反馈</w:t>
@@ -14754,7 +14656,6 @@
           <w:spacing w:val="0"/>
           <w:sz w:val="16"/>
           <w:szCs w:val="16"/>
-          <w:bdr w:val="none" w:color="auto" w:sz="0" w:space="0"/>
           <w:shd w:val="clear" w:fill="FFFFFF"/>
         </w:rPr>
         <w:t>：</w:t>
@@ -14786,7 +14687,6 @@
           <w:spacing w:val="0"/>
           <w:sz w:val="16"/>
           <w:szCs w:val="16"/>
-          <w:bdr w:val="none" w:color="auto" w:sz="0" w:space="0"/>
           <w:shd w:val="clear" w:fill="FFFFFF"/>
         </w:rPr>
         <w:t>调查内容：报告及时性、结果准确性、服务态度等</w:t>
@@ -14818,7 +14718,6 @@
           <w:spacing w:val="0"/>
           <w:sz w:val="16"/>
           <w:szCs w:val="16"/>
-          <w:bdr w:val="none" w:color="auto" w:sz="0" w:space="0"/>
           <w:shd w:val="clear" w:fill="FFFFFF"/>
         </w:rPr>
         <w:t>支持按科室、时间汇总分析</w:t>
@@ -14848,7 +14747,6 @@
           <w:spacing w:val="0"/>
           <w:sz w:val="16"/>
           <w:szCs w:val="16"/>
-          <w:bdr w:val="none" w:color="auto" w:sz="0" w:space="0"/>
           <w:shd w:val="clear" w:fill="FFFFFF"/>
         </w:rPr>
         <w:t>持续改进</w:t>
@@ -14863,7 +14761,6 @@
           <w:spacing w:val="0"/>
           <w:sz w:val="16"/>
           <w:szCs w:val="16"/>
-          <w:bdr w:val="none" w:color="auto" w:sz="0" w:space="0"/>
           <w:shd w:val="clear" w:fill="FFFFFF"/>
         </w:rPr>
         <w:t>：</w:t>
@@ -14895,7 +14792,6 @@
           <w:spacing w:val="0"/>
           <w:sz w:val="16"/>
           <w:szCs w:val="16"/>
-          <w:bdr w:val="none" w:color="auto" w:sz="0" w:space="0"/>
           <w:shd w:val="clear" w:fill="FFFFFF"/>
         </w:rPr>
         <w:t>不满意项自动生成整改任务</w:t>
@@ -14927,7 +14823,6 @@
           <w:spacing w:val="0"/>
           <w:sz w:val="16"/>
           <w:szCs w:val="16"/>
-          <w:bdr w:val="none" w:color="auto" w:sz="0" w:space="0"/>
           <w:shd w:val="clear" w:fill="FFFFFF"/>
         </w:rPr>
         <w:t>整改闭环跟踪</w:t>
@@ -14959,7 +14854,6 @@
           <w:spacing w:val="0"/>
           <w:sz w:val="16"/>
           <w:szCs w:val="16"/>
-          <w:bdr w:val="none" w:color="auto" w:sz="0" w:space="0"/>
           <w:shd w:val="clear" w:fill="FFFFFF"/>
         </w:rPr>
         <w:t>满意度趋势分析报表</w:t>
@@ -18175,7 +18069,6 @@
             <w:insideH w:val="none" w:color="auto" w:sz="0" w:space="0"/>
             <w:insideV w:val="none" w:color="auto" w:sz="0" w:space="0"/>
           </w:tblBorders>
-          <w:shd w:val="clear" w:color="auto" w:fill="FFFFFF"/>
           <w:tblCellMar>
             <w:top w:w="15" w:type="dxa"/>
             <w:left w:w="15" w:type="dxa"/>
@@ -18572,7 +18465,6 @@
             <w:insideH w:val="none" w:color="auto" w:sz="0" w:space="0"/>
             <w:insideV w:val="none" w:color="auto" w:sz="0" w:space="0"/>
           </w:tblBorders>
-          <w:shd w:val="clear" w:color="auto" w:fill="FFFFFF"/>
           <w:tblCellMar>
             <w:top w:w="15" w:type="dxa"/>
             <w:left w:w="15" w:type="dxa"/>
@@ -18907,7 +18799,6 @@
             <w:insideH w:val="none" w:color="auto" w:sz="0" w:space="0"/>
             <w:insideV w:val="none" w:color="auto" w:sz="0" w:space="0"/>
           </w:tblBorders>
-          <w:shd w:val="clear" w:color="auto" w:fill="FFFFFF"/>
           <w:tblCellMar>
             <w:top w:w="15" w:type="dxa"/>
             <w:left w:w="15" w:type="dxa"/>
@@ -19294,7 +19185,6 @@
             <w:insideH w:val="none" w:color="auto" w:sz="0" w:space="0"/>
             <w:insideV w:val="none" w:color="auto" w:sz="0" w:space="0"/>
           </w:tblBorders>
-          <w:shd w:val="clear" w:color="auto" w:fill="FFFFFF"/>
           <w:tblCellMar>
             <w:top w:w="15" w:type="dxa"/>
             <w:left w:w="15" w:type="dxa"/>
@@ -19481,7 +19371,6 @@
             <w:insideH w:val="none" w:color="auto" w:sz="0" w:space="0"/>
             <w:insideV w:val="none" w:color="auto" w:sz="0" w:space="0"/>
           </w:tblBorders>
-          <w:shd w:val="clear" w:color="auto" w:fill="FFFFFF"/>
           <w:tblCellMar>
             <w:top w:w="15" w:type="dxa"/>
             <w:left w:w="15" w:type="dxa"/>
@@ -20008,7 +19897,6 @@
             <w:insideH w:val="none" w:color="auto" w:sz="0" w:space="0"/>
             <w:insideV w:val="none" w:color="auto" w:sz="0" w:space="0"/>
           </w:tblBorders>
-          <w:shd w:val="clear" w:color="auto" w:fill="FFFFFF"/>
           <w:tblCellMar>
             <w:top w:w="15" w:type="dxa"/>
             <w:left w:w="15" w:type="dxa"/>
